--- a/docs/etsy_letter_with_cable.docx
+++ b/docs/etsy_letter_with_cable.docx
@@ -248,68 +248,50 @@
           <w:sz w:val="36"/>
           <w:szCs w:val="36"/>
         </w:rPr>
-        <w:t>T</w:t>
-      </w:r>
-      <w:r>
-        <w:rPr>
-          <w:color w:val="808080" w:themeColor="background1" w:themeShade="80"/>
-          <w:sz w:val="36"/>
-          <w:szCs w:val="36"/>
-        </w:rPr>
-        <w:t xml:space="preserve">o change the </w:t>
-      </w:r>
-      <w:r>
-        <w:rPr>
-          <w:color w:val="808080" w:themeColor="background1" w:themeShade="80"/>
-          <w:sz w:val="36"/>
-          <w:szCs w:val="36"/>
-        </w:rPr>
-        <w:t xml:space="preserve">keys that are sent when the knob is turned or clicked, go to </w:t>
-      </w:r>
-      <w:hyperlink r:id="rId5" w:history="1">
-        <w:r>
-          <w:rPr>
-            <w:rStyle w:val="Hyperlink"/>
-            <w:b/>
-            <w:bCs/>
-            <w:color w:val="808080" w:themeColor="background1" w:themeShade="80"/>
-            <w:sz w:val="36"/>
-            <w:szCs w:val="36"/>
-          </w:rPr>
-          <w:t>hid.skilbeck.com</w:t>
-        </w:r>
-      </w:hyperlink>
-      <w:r>
-        <w:rPr>
-          <w:color w:val="808080" w:themeColor="background1" w:themeShade="80"/>
-          <w:sz w:val="36"/>
-          <w:szCs w:val="36"/>
-        </w:rPr>
-        <w:t xml:space="preserve"> </w:t>
-      </w:r>
-      <w:r>
-        <w:rPr>
-          <w:color w:val="808080" w:themeColor="background1" w:themeShade="80"/>
-          <w:sz w:val="36"/>
-          <w:szCs w:val="36"/>
-        </w:rPr>
-        <w:t xml:space="preserve">- </w:t>
-      </w:r>
-      <w:r>
-        <w:rPr>
-          <w:color w:val="808080" w:themeColor="background1" w:themeShade="80"/>
-          <w:sz w:val="36"/>
-          <w:szCs w:val="36"/>
-        </w:rPr>
-        <w:t>click ‘Scan’ while your Tiny USB Knob is plugged in</w:t>
-      </w:r>
-      <w:r>
-        <w:rPr>
-          <w:color w:val="808080" w:themeColor="background1" w:themeShade="80"/>
-          <w:sz w:val="36"/>
-          <w:szCs w:val="36"/>
-        </w:rPr>
-        <w:t xml:space="preserve"> (Safari not supported)</w:t>
+        <w:t xml:space="preserve">To change the HID codes that are sent when the knob is turned or clicked, point your </w:t>
+      </w:r>
+      <w:r>
+        <w:rPr>
+          <w:color w:val="808080" w:themeColor="background1" w:themeShade="80"/>
+          <w:sz w:val="36"/>
+          <w:szCs w:val="36"/>
+        </w:rPr>
+        <w:t xml:space="preserve">Chrome </w:t>
+      </w:r>
+      <w:r>
+        <w:rPr>
+          <w:color w:val="808080" w:themeColor="background1" w:themeShade="80"/>
+          <w:sz w:val="36"/>
+          <w:szCs w:val="36"/>
+        </w:rPr>
+        <w:t xml:space="preserve">browser at </w:t>
+      </w:r>
+      <w:r>
+        <w:rPr>
+          <w:b/>
+          <w:bCs/>
+          <w:color w:val="808080" w:themeColor="background1" w:themeShade="80"/>
+          <w:sz w:val="36"/>
+          <w:szCs w:val="36"/>
+          <w:u w:val="single"/>
+        </w:rPr>
+        <w:t>usbknob.com</w:t>
+      </w:r>
+      <w:r>
+        <w:rPr>
+          <w:color w:val="808080" w:themeColor="background1" w:themeShade="80"/>
+          <w:sz w:val="36"/>
+          <w:szCs w:val="36"/>
+        </w:rPr>
+        <w:t xml:space="preserve"> and click ‘Scan’ while your Tiny USB Knob is plugged in. </w:t>
+      </w:r>
+      <w:r>
+        <w:rPr>
+          <w:color w:val="808080" w:themeColor="background1" w:themeShade="80"/>
+          <w:sz w:val="36"/>
+          <w:szCs w:val="36"/>
+        </w:rPr>
+        <w:t>Other browsers not supported, I’m afraid</w:t>
       </w:r>
       <w:r>
         <w:rPr>
@@ -320,6 +302,7 @@
         <w:t>.</w:t>
       </w:r>
     </w:p>
+    <w:bookmarkEnd w:id="0"/>
     <w:p>
       <w:pPr>
         <w:spacing w:before="600" w:after="360"/>
@@ -340,73 +323,9 @@
           <w:sz w:val="40"/>
           <w:szCs w:val="40"/>
         </w:rPr>
-        <w:t>Advanced</w:t>
-      </w:r>
-    </w:p>
-    <w:p>
-      <w:pPr>
-        <w:spacing w:after="0"/>
-        <w:jc w:val="center"/>
-        <w:rPr>
-          <w:color w:val="808080" w:themeColor="background1" w:themeShade="80"/>
-          <w:sz w:val="36"/>
-          <w:szCs w:val="36"/>
-        </w:rPr>
-      </w:pPr>
-      <w:r>
-        <w:rPr>
-          <w:color w:val="808080" w:themeColor="background1" w:themeShade="80"/>
-          <w:sz w:val="36"/>
-          <w:szCs w:val="36"/>
-        </w:rPr>
-        <w:t>T</w:t>
-      </w:r>
-      <w:r>
-        <w:rPr>
-          <w:color w:val="808080" w:themeColor="background1" w:themeShade="80"/>
-          <w:sz w:val="36"/>
-          <w:szCs w:val="36"/>
-        </w:rPr>
-        <w:t xml:space="preserve">o </w:t>
-      </w:r>
-      <w:r>
-        <w:rPr>
-          <w:color w:val="808080" w:themeColor="background1" w:themeShade="80"/>
-          <w:sz w:val="36"/>
-          <w:szCs w:val="36"/>
-        </w:rPr>
-        <w:t>put the device in ‘firmware flashing mode’</w:t>
-      </w:r>
-      <w:r>
-        <w:rPr>
-          <w:color w:val="808080" w:themeColor="background1" w:themeShade="80"/>
-          <w:sz w:val="36"/>
-          <w:szCs w:val="36"/>
-        </w:rPr>
-        <w:t xml:space="preserve">, click and hold the knob </w:t>
-      </w:r>
-      <w:r>
-        <w:rPr>
-          <w:color w:val="808080" w:themeColor="background1" w:themeShade="80"/>
-          <w:sz w:val="36"/>
-          <w:szCs w:val="36"/>
-        </w:rPr>
-        <w:t>while you plug in the device</w:t>
-      </w:r>
-      <w:r>
-        <w:rPr>
-          <w:color w:val="808080" w:themeColor="background1" w:themeShade="80"/>
-          <w:sz w:val="36"/>
-          <w:szCs w:val="36"/>
-        </w:rPr>
-        <w:t>. Once in flashing mode, you’ll have to either flash it with new firmware or unplug and plug it back in to get it back to normal mode.</w:t>
-      </w:r>
-    </w:p>
-    <w:bookmarkEnd w:id="0"/>
-    <w:p>
-      <w:pPr>
-        <w:spacing w:before="600" w:after="360"/>
-        <w:jc w:val="center"/>
+        <w:t>Discord</w:t>
+      </w:r>
+      <w:r>
         <w:rPr>
           <w:b/>
           <w:bCs/>
@@ -414,8 +333,51 @@
           <w:sz w:val="40"/>
           <w:szCs w:val="40"/>
         </w:rPr>
-      </w:pPr>
-      <w:r>
+        <w:t xml:space="preserve"> Support</w:t>
+      </w:r>
+    </w:p>
+    <w:p>
+      <w:pPr>
+        <w:spacing w:after="960"/>
+        <w:ind w:left="374"/>
+        <w:jc w:val="center"/>
+        <w:rPr>
+          <w:color w:val="808080" w:themeColor="background1" w:themeShade="80"/>
+          <w:sz w:val="36"/>
+          <w:szCs w:val="36"/>
+        </w:rPr>
+      </w:pPr>
+      <w:r>
+        <w:rPr>
+          <w:color w:val="808080" w:themeColor="background1" w:themeShade="80"/>
+          <w:sz w:val="36"/>
+          <w:szCs w:val="36"/>
+        </w:rPr>
+        <w:t xml:space="preserve">Seach for the </w:t>
+      </w:r>
+      <w:r>
+        <w:rPr>
+          <w:b/>
+          <w:bCs/>
+          <w:color w:val="808080" w:themeColor="background1" w:themeShade="80"/>
+          <w:sz w:val="36"/>
+          <w:szCs w:val="36"/>
+        </w:rPr>
+        <w:t>Tiny USB Knob</w:t>
+      </w:r>
+      <w:r>
+        <w:rPr>
+          <w:color w:val="808080" w:themeColor="background1" w:themeShade="80"/>
+          <w:sz w:val="36"/>
+          <w:szCs w:val="36"/>
+        </w:rPr>
+        <w:t xml:space="preserve"> channel on Discord for help</w:t>
+      </w:r>
+    </w:p>
+    <w:p>
+      <w:pPr>
+        <w:spacing w:after="360"/>
+        <w:jc w:val="center"/>
         <w:rPr>
           <w:b/>
           <w:bCs/>
@@ -423,27 +385,35 @@
           <w:sz w:val="40"/>
           <w:szCs w:val="40"/>
         </w:rPr>
-        <w:t>Discord</w:t>
-      </w:r>
-    </w:p>
-    <w:p>
-      <w:pPr>
-        <w:spacing w:after="2330"/>
-        <w:ind w:left="373"/>
-        <w:jc w:val="center"/>
-        <w:rPr>
-          <w:color w:val="808080" w:themeColor="background1" w:themeShade="80"/>
-          <w:sz w:val="36"/>
-          <w:szCs w:val="36"/>
-        </w:rPr>
-      </w:pPr>
-      <w:r>
-        <w:rPr>
-          <w:color w:val="808080" w:themeColor="background1" w:themeShade="80"/>
-          <w:sz w:val="36"/>
-          <w:szCs w:val="36"/>
-        </w:rPr>
-        <w:t>Seach for the Tiny USB Knob channel on Discord for help</w:t>
+      </w:pPr>
+      <w:r>
+        <w:rPr>
+          <w:b/>
+          <w:bCs/>
+          <w:color w:val="808080" w:themeColor="background1" w:themeShade="80"/>
+          <w:sz w:val="40"/>
+          <w:szCs w:val="40"/>
+        </w:rPr>
+        <w:t>Advanced</w:t>
+      </w:r>
+    </w:p>
+    <w:p>
+      <w:pPr>
+        <w:spacing w:after="0"/>
+        <w:jc w:val="center"/>
+        <w:rPr>
+          <w:color w:val="808080" w:themeColor="background1" w:themeShade="80"/>
+          <w:sz w:val="36"/>
+          <w:szCs w:val="36"/>
+        </w:rPr>
+      </w:pPr>
+      <w:r>
+        <w:rPr>
+          <w:color w:val="808080" w:themeColor="background1" w:themeShade="80"/>
+          <w:sz w:val="36"/>
+          <w:szCs w:val="36"/>
+        </w:rPr>
+        <w:t>To put the device in ‘firmware flashing mode’, click and hold the knob while you plug in the device. Once in flashing mode, you’ll have to either flash it with new firmware or unplug and plug it back in to get it back to normal mode.</w:t>
       </w:r>
     </w:p>
     <w:p>
